--- a/Science Books/QED Course/Lesson 45 Propagators.docx
+++ b/Science Books/QED Course/Lesson 45 Propagators.docx
@@ -469,8 +469,174 @@
       <m:oMathPara>
         <m:oMath>
           <m:r>
-            <m:t xml:space="preserve">T { φ(x) φ(y) } = θ(x⁰−y⁰) φ(x)φ(y) + θ(y⁰−x⁰) φ(y)φ(x)</m:t>
+            <m:t xml:space="preserve">T</m:t>
           </m:r>
+          <m:r>
+            <m:t xml:space="preserve"> </m:t>
+          </m:r>
+          <m:r>
+            <m:t xml:space="preserve">{</m:t>
+          </m:r>
+          <m:r>
+            <m:t xml:space="preserve"> </m:t>
+          </m:r>
+          <m:r>
+            <m:t xml:space="preserve">φ</m:t>
+          </m:r>
+          <m:d>
+            <m:dPr/>
+            <m:e>
+              <m:r>
+                <m:t xml:space="preserve">x</m:t>
+              </m:r>
+            </m:e>
+          </m:d>
+          <m:r>
+            <m:t xml:space="preserve"> </m:t>
+          </m:r>
+          <m:r>
+            <m:t xml:space="preserve">φ</m:t>
+          </m:r>
+          <m:d>
+            <m:dPr/>
+            <m:e>
+              <m:r>
+                <m:t xml:space="preserve">y</m:t>
+              </m:r>
+            </m:e>
+          </m:d>
+          <m:r>
+            <m:t xml:space="preserve"> </m:t>
+          </m:r>
+          <m:r>
+            <m:t xml:space="preserve">}</m:t>
+          </m:r>
+          <m:r>
+            <m:t xml:space="preserve">=</m:t>
+          </m:r>
+          <m:r>
+            <m:t xml:space="preserve">θ</m:t>
+          </m:r>
+          <m:d>
+            <m:dPr/>
+            <m:e>
+              <m:sSup>
+                <m:e>
+                  <m:r>
+                    <m:t xml:space="preserve">x</m:t>
+                  </m:r>
+                </m:e>
+                <m:sup>
+                  <m:r>
+                    <m:t xml:space="preserve">0</m:t>
+                  </m:r>
+                </m:sup>
+              </m:sSup>
+              <m:r>
+                <m:t xml:space="preserve">−</m:t>
+              </m:r>
+              <m:sSup>
+                <m:e>
+                  <m:r>
+                    <m:t xml:space="preserve">y</m:t>
+                  </m:r>
+                </m:e>
+                <m:sup>
+                  <m:r>
+                    <m:t xml:space="preserve">0</m:t>
+                  </m:r>
+                </m:sup>
+              </m:sSup>
+            </m:e>
+          </m:d>
+          <m:r>
+            <m:t xml:space="preserve"> </m:t>
+          </m:r>
+          <m:r>
+            <m:t xml:space="preserve">φ</m:t>
+          </m:r>
+          <m:d>
+            <m:dPr/>
+            <m:e>
+              <m:r>
+                <m:t xml:space="preserve">x</m:t>
+              </m:r>
+            </m:e>
+          </m:d>
+          <m:r>
+            <m:t xml:space="preserve">φ</m:t>
+          </m:r>
+          <m:d>
+            <m:dPr/>
+            <m:e>
+              <m:r>
+                <m:t xml:space="preserve">y</m:t>
+              </m:r>
+            </m:e>
+          </m:d>
+          <m:r>
+            <m:t xml:space="preserve">+</m:t>
+          </m:r>
+          <m:r>
+            <m:t xml:space="preserve">θ</m:t>
+          </m:r>
+          <m:d>
+            <m:dPr/>
+            <m:e>
+              <m:sSup>
+                <m:e>
+                  <m:r>
+                    <m:t xml:space="preserve">y</m:t>
+                  </m:r>
+                </m:e>
+                <m:sup>
+                  <m:r>
+                    <m:t xml:space="preserve">0</m:t>
+                  </m:r>
+                </m:sup>
+              </m:sSup>
+              <m:r>
+                <m:t xml:space="preserve">−</m:t>
+              </m:r>
+              <m:sSup>
+                <m:e>
+                  <m:r>
+                    <m:t xml:space="preserve">x</m:t>
+                  </m:r>
+                </m:e>
+                <m:sup>
+                  <m:r>
+                    <m:t xml:space="preserve">0</m:t>
+                  </m:r>
+                </m:sup>
+              </m:sSup>
+            </m:e>
+          </m:d>
+          <m:r>
+            <m:t xml:space="preserve"> </m:t>
+          </m:r>
+          <m:r>
+            <m:t xml:space="preserve">φ</m:t>
+          </m:r>
+          <m:d>
+            <m:dPr/>
+            <m:e>
+              <m:r>
+                <m:t xml:space="preserve">y</m:t>
+              </m:r>
+            </m:e>
+          </m:d>
+          <m:r>
+            <m:t xml:space="preserve">φ</m:t>
+          </m:r>
+          <m:d>
+            <m:dPr/>
+            <m:e>
+              <m:r>
+                <m:t xml:space="preserve">x</m:t>
+              </m:r>
+            </m:e>
+          </m:d>
         </m:oMath>
       </m:oMathPara>
     </w:p>
@@ -489,9 +655,197 @@
       </w:pPr>
       <m:oMathPara>
         <m:oMath>
+          <m:sSub>
+            <m:e>
+              <m:r>
+                <m:t xml:space="preserve">Δ</m:t>
+              </m:r>
+            </m:e>
+            <m:sub>
+              <m:r>
+                <m:t xml:space="preserve">F</m:t>
+              </m:r>
+            </m:sub>
+          </m:sSub>
+          <m:d>
+            <m:dPr/>
+            <m:e>
+              <m:r>
+                <m:t xml:space="preserve">x</m:t>
+              </m:r>
+              <m:r>
+                <m:t xml:space="preserve">−</m:t>
+              </m:r>
+              <m:r>
+                <m:t xml:space="preserve">y</m:t>
+              </m:r>
+            </m:e>
+          </m:d>
           <m:r>
-            <m:t xml:space="preserve">Δ_F(x−y) := ⟨0| T{φ(x)φ(y)} |0⟩ = θ(x⁰−y⁰) D(x−y) + θ(y⁰−x⁰) D(y−x)</m:t>
+            <m:t xml:space="preserve">:</m:t>
           </m:r>
+          <m:r>
+            <m:t xml:space="preserve">=</m:t>
+          </m:r>
+          <m:r>
+            <m:t xml:space="preserve">⟨0</m:t>
+          </m:r>
+          <m:r>
+            <m:t xml:space="preserve">|</m:t>
+          </m:r>
+          <m:r>
+            <m:t xml:space="preserve">T</m:t>
+          </m:r>
+          <m:r>
+            <m:t xml:space="preserve">{</m:t>
+          </m:r>
+          <m:r>
+            <m:t xml:space="preserve">φ</m:t>
+          </m:r>
+          <m:d>
+            <m:dPr/>
+            <m:e>
+              <m:r>
+                <m:t xml:space="preserve">x</m:t>
+              </m:r>
+            </m:e>
+          </m:d>
+          <m:r>
+            <m:t xml:space="preserve">φ</m:t>
+          </m:r>
+          <m:d>
+            <m:dPr/>
+            <m:e>
+              <m:r>
+                <m:t xml:space="preserve">y</m:t>
+              </m:r>
+            </m:e>
+          </m:d>
+          <m:r>
+            <m:t xml:space="preserve">}</m:t>
+          </m:r>
+          <m:r>
+            <m:t xml:space="preserve">|</m:t>
+          </m:r>
+          <m:r>
+            <m:t xml:space="preserve">0⟩</m:t>
+          </m:r>
+          <m:r>
+            <m:t xml:space="preserve">=</m:t>
+          </m:r>
+          <m:r>
+            <m:t xml:space="preserve">θ</m:t>
+          </m:r>
+          <m:d>
+            <m:dPr/>
+            <m:e>
+              <m:sSup>
+                <m:e>
+                  <m:r>
+                    <m:t xml:space="preserve">x</m:t>
+                  </m:r>
+                </m:e>
+                <m:sup>
+                  <m:r>
+                    <m:t xml:space="preserve">0</m:t>
+                  </m:r>
+                </m:sup>
+              </m:sSup>
+              <m:r>
+                <m:t xml:space="preserve">−</m:t>
+              </m:r>
+              <m:sSup>
+                <m:e>
+                  <m:r>
+                    <m:t xml:space="preserve">y</m:t>
+                  </m:r>
+                </m:e>
+                <m:sup>
+                  <m:r>
+                    <m:t xml:space="preserve">0</m:t>
+                  </m:r>
+                </m:sup>
+              </m:sSup>
+            </m:e>
+          </m:d>
+          <m:r>
+            <m:t xml:space="preserve"> </m:t>
+          </m:r>
+          <m:r>
+            <m:t xml:space="preserve">D</m:t>
+          </m:r>
+          <m:d>
+            <m:dPr/>
+            <m:e>
+              <m:r>
+                <m:t xml:space="preserve">x</m:t>
+              </m:r>
+              <m:r>
+                <m:t xml:space="preserve">−</m:t>
+              </m:r>
+              <m:r>
+                <m:t xml:space="preserve">y</m:t>
+              </m:r>
+            </m:e>
+          </m:d>
+          <m:r>
+            <m:t xml:space="preserve">+</m:t>
+          </m:r>
+          <m:r>
+            <m:t xml:space="preserve">θ</m:t>
+          </m:r>
+          <m:d>
+            <m:dPr/>
+            <m:e>
+              <m:sSup>
+                <m:e>
+                  <m:r>
+                    <m:t xml:space="preserve">y</m:t>
+                  </m:r>
+                </m:e>
+                <m:sup>
+                  <m:r>
+                    <m:t xml:space="preserve">0</m:t>
+                  </m:r>
+                </m:sup>
+              </m:sSup>
+              <m:r>
+                <m:t xml:space="preserve">−</m:t>
+              </m:r>
+              <m:sSup>
+                <m:e>
+                  <m:r>
+                    <m:t xml:space="preserve">x</m:t>
+                  </m:r>
+                </m:e>
+                <m:sup>
+                  <m:r>
+                    <m:t xml:space="preserve">0</m:t>
+                  </m:r>
+                </m:sup>
+              </m:sSup>
+            </m:e>
+          </m:d>
+          <m:r>
+            <m:t xml:space="preserve"> </m:t>
+          </m:r>
+          <m:r>
+            <m:t xml:space="preserve">D</m:t>
+          </m:r>
+          <m:d>
+            <m:dPr/>
+            <m:e>
+              <m:r>
+                <m:t xml:space="preserve">y</m:t>
+              </m:r>
+              <m:r>
+                <m:t xml:space="preserve">−</m:t>
+              </m:r>
+              <m:r>
+                <m:t xml:space="preserve">x</m:t>
+              </m:r>
+            </m:e>
+          </m:d>
         </m:oMath>
       </m:oMathPara>
     </w:p>
@@ -541,9 +895,178 @@
       </w:pPr>
       <m:oMathPara>
         <m:oMath>
+          <m:sSub>
+            <m:e>
+              <m:r>
+                <m:t xml:space="preserve">∂</m:t>
+              </m:r>
+            </m:e>
+            <m:sub>
+              <m:r>
+                <m:t xml:space="preserve">t</m:t>
+              </m:r>
+            </m:sub>
+          </m:sSub>
+          <m:sSub>
+            <m:e>
+              <m:r>
+                <m:t xml:space="preserve">Δ</m:t>
+              </m:r>
+            </m:e>
+            <m:sub>
+              <m:r>
+                <m:t xml:space="preserve">F</m:t>
+              </m:r>
+            </m:sub>
+          </m:sSub>
           <m:r>
-            <m:t xml:space="preserve">∂_tΔ_F = δ(τ)[D(x−y)−D(y−x)] + θ(τ)∂_tD(x−y) + θ(−τ)∂_tD(y−x)</m:t>
+            <m:t xml:space="preserve">=</m:t>
           </m:r>
+          <m:r>
+            <m:t xml:space="preserve">δ</m:t>
+          </m:r>
+          <m:d>
+            <m:dPr/>
+            <m:e>
+              <m:r>
+                <m:t xml:space="preserve">τ</m:t>
+              </m:r>
+            </m:e>
+          </m:d>
+          <m:d>
+            <m:dPr>
+              <m:begChr m:val="["/>
+              <m:endChr m:val="]"/>
+            </m:dPr>
+            <m:e>
+              <m:r>
+                <m:t xml:space="preserve">D</m:t>
+              </m:r>
+              <m:d>
+                <m:dPr/>
+                <m:e>
+                  <m:r>
+                    <m:t xml:space="preserve">x</m:t>
+                  </m:r>
+                  <m:r>
+                    <m:t xml:space="preserve">−</m:t>
+                  </m:r>
+                  <m:r>
+                    <m:t xml:space="preserve">y</m:t>
+                  </m:r>
+                </m:e>
+              </m:d>
+              <m:r>
+                <m:t xml:space="preserve">−</m:t>
+              </m:r>
+              <m:r>
+                <m:t xml:space="preserve">D</m:t>
+              </m:r>
+              <m:d>
+                <m:dPr/>
+                <m:e>
+                  <m:r>
+                    <m:t xml:space="preserve">y</m:t>
+                  </m:r>
+                  <m:r>
+                    <m:t xml:space="preserve">−</m:t>
+                  </m:r>
+                  <m:r>
+                    <m:t xml:space="preserve">x</m:t>
+                  </m:r>
+                </m:e>
+              </m:d>
+            </m:e>
+          </m:d>
+          <m:r>
+            <m:t xml:space="preserve">+</m:t>
+          </m:r>
+          <m:r>
+            <m:t xml:space="preserve">θ</m:t>
+          </m:r>
+          <m:d>
+            <m:dPr/>
+            <m:e>
+              <m:r>
+                <m:t xml:space="preserve">τ</m:t>
+              </m:r>
+            </m:e>
+          </m:d>
+          <m:sSub>
+            <m:e>
+              <m:r>
+                <m:t xml:space="preserve">∂</m:t>
+              </m:r>
+            </m:e>
+            <m:sub>
+              <m:r>
+                <m:t xml:space="preserve">t</m:t>
+              </m:r>
+            </m:sub>
+          </m:sSub>
+          <m:r>
+            <m:t xml:space="preserve">D</m:t>
+          </m:r>
+          <m:d>
+            <m:dPr/>
+            <m:e>
+              <m:r>
+                <m:t xml:space="preserve">x</m:t>
+              </m:r>
+              <m:r>
+                <m:t xml:space="preserve">−</m:t>
+              </m:r>
+              <m:r>
+                <m:t xml:space="preserve">y</m:t>
+              </m:r>
+            </m:e>
+          </m:d>
+          <m:r>
+            <m:t xml:space="preserve">+</m:t>
+          </m:r>
+          <m:r>
+            <m:t xml:space="preserve">θ</m:t>
+          </m:r>
+          <m:d>
+            <m:dPr/>
+            <m:e>
+              <m:r>
+                <m:t xml:space="preserve">−</m:t>
+              </m:r>
+              <m:r>
+                <m:t xml:space="preserve">τ</m:t>
+              </m:r>
+            </m:e>
+          </m:d>
+          <m:sSub>
+            <m:e>
+              <m:r>
+                <m:t xml:space="preserve">∂</m:t>
+              </m:r>
+            </m:e>
+            <m:sub>
+              <m:r>
+                <m:t xml:space="preserve">t</m:t>
+              </m:r>
+            </m:sub>
+          </m:sSub>
+          <m:r>
+            <m:t xml:space="preserve">D</m:t>
+          </m:r>
+          <m:d>
+            <m:dPr/>
+            <m:e>
+              <m:r>
+                <m:t xml:space="preserve">y</m:t>
+              </m:r>
+              <m:r>
+                <m:t xml:space="preserve">−</m:t>
+              </m:r>
+              <m:r>
+                <m:t xml:space="preserve">x</m:t>
+              </m:r>
+            </m:e>
+          </m:d>
         </m:oMath>
       </m:oMathPara>
     </w:p>
@@ -559,9 +1082,217 @@
       </w:pPr>
       <m:oMathPara>
         <m:oMath>
+          <m:sSubSup>
+            <m:e>
+              <m:r>
+                <m:t xml:space="preserve">∂</m:t>
+              </m:r>
+            </m:e>
+            <m:sub>
+              <m:r>
+                <m:t xml:space="preserve">t</m:t>
+              </m:r>
+            </m:sub>
+            <m:sup>
+              <m:r>
+                <m:t xml:space="preserve">2</m:t>
+              </m:r>
+            </m:sup>
+          </m:sSubSup>
+          <m:sSub>
+            <m:e>
+              <m:r>
+                <m:t xml:space="preserve">Δ</m:t>
+              </m:r>
+            </m:e>
+            <m:sub>
+              <m:r>
+                <m:t xml:space="preserve">F</m:t>
+              </m:r>
+            </m:sub>
+          </m:sSub>
           <m:r>
-            <m:t xml:space="preserve">∂_t²Δ_F = δ(τ)[∂_tD(x−y)−∂_tD(y−x)] + θ(τ)∂_t²D(x−y) + θ(−τ)∂_t²D(y−x)</m:t>
+            <m:t xml:space="preserve">=</m:t>
           </m:r>
+          <m:r>
+            <m:t xml:space="preserve">δ</m:t>
+          </m:r>
+          <m:d>
+            <m:dPr/>
+            <m:e>
+              <m:r>
+                <m:t xml:space="preserve">τ</m:t>
+              </m:r>
+            </m:e>
+          </m:d>
+          <m:d>
+            <m:dPr>
+              <m:begChr m:val="["/>
+              <m:endChr m:val="]"/>
+            </m:dPr>
+            <m:e>
+              <m:sSub>
+                <m:e>
+                  <m:r>
+                    <m:t xml:space="preserve">∂</m:t>
+                  </m:r>
+                </m:e>
+                <m:sub>
+                  <m:r>
+                    <m:t xml:space="preserve">t</m:t>
+                  </m:r>
+                </m:sub>
+              </m:sSub>
+              <m:r>
+                <m:t xml:space="preserve">D</m:t>
+              </m:r>
+              <m:d>
+                <m:dPr/>
+                <m:e>
+                  <m:r>
+                    <m:t xml:space="preserve">x</m:t>
+                  </m:r>
+                  <m:r>
+                    <m:t xml:space="preserve">−</m:t>
+                  </m:r>
+                  <m:r>
+                    <m:t xml:space="preserve">y</m:t>
+                  </m:r>
+                </m:e>
+              </m:d>
+              <m:r>
+                <m:t xml:space="preserve">−</m:t>
+              </m:r>
+              <m:sSub>
+                <m:e>
+                  <m:r>
+                    <m:t xml:space="preserve">∂</m:t>
+                  </m:r>
+                </m:e>
+                <m:sub>
+                  <m:r>
+                    <m:t xml:space="preserve">t</m:t>
+                  </m:r>
+                </m:sub>
+              </m:sSub>
+              <m:r>
+                <m:t xml:space="preserve">D</m:t>
+              </m:r>
+              <m:d>
+                <m:dPr/>
+                <m:e>
+                  <m:r>
+                    <m:t xml:space="preserve">y</m:t>
+                  </m:r>
+                  <m:r>
+                    <m:t xml:space="preserve">−</m:t>
+                  </m:r>
+                  <m:r>
+                    <m:t xml:space="preserve">x</m:t>
+                  </m:r>
+                </m:e>
+              </m:d>
+            </m:e>
+          </m:d>
+          <m:r>
+            <m:t xml:space="preserve">+</m:t>
+          </m:r>
+          <m:r>
+            <m:t xml:space="preserve">θ</m:t>
+          </m:r>
+          <m:d>
+            <m:dPr/>
+            <m:e>
+              <m:r>
+                <m:t xml:space="preserve">τ</m:t>
+              </m:r>
+            </m:e>
+          </m:d>
+          <m:sSubSup>
+            <m:e>
+              <m:r>
+                <m:t xml:space="preserve">∂</m:t>
+              </m:r>
+            </m:e>
+            <m:sub>
+              <m:r>
+                <m:t xml:space="preserve">t</m:t>
+              </m:r>
+            </m:sub>
+            <m:sup>
+              <m:r>
+                <m:t xml:space="preserve">2</m:t>
+              </m:r>
+            </m:sup>
+          </m:sSubSup>
+          <m:r>
+            <m:t xml:space="preserve">D</m:t>
+          </m:r>
+          <m:d>
+            <m:dPr/>
+            <m:e>
+              <m:r>
+                <m:t xml:space="preserve">x</m:t>
+              </m:r>
+              <m:r>
+                <m:t xml:space="preserve">−</m:t>
+              </m:r>
+              <m:r>
+                <m:t xml:space="preserve">y</m:t>
+              </m:r>
+            </m:e>
+          </m:d>
+          <m:r>
+            <m:t xml:space="preserve">+</m:t>
+          </m:r>
+          <m:r>
+            <m:t xml:space="preserve">θ</m:t>
+          </m:r>
+          <m:d>
+            <m:dPr/>
+            <m:e>
+              <m:r>
+                <m:t xml:space="preserve">−</m:t>
+              </m:r>
+              <m:r>
+                <m:t xml:space="preserve">τ</m:t>
+              </m:r>
+            </m:e>
+          </m:d>
+          <m:sSubSup>
+            <m:e>
+              <m:r>
+                <m:t xml:space="preserve">∂</m:t>
+              </m:r>
+            </m:e>
+            <m:sub>
+              <m:r>
+                <m:t xml:space="preserve">t</m:t>
+              </m:r>
+            </m:sub>
+            <m:sup>
+              <m:r>
+                <m:t xml:space="preserve">2</m:t>
+              </m:r>
+            </m:sup>
+          </m:sSubSup>
+          <m:r>
+            <m:t xml:space="preserve">D</m:t>
+          </m:r>
+          <m:d>
+            <m:dPr/>
+            <m:e>
+              <m:r>
+                <m:t xml:space="preserve">y</m:t>
+              </m:r>
+              <m:r>
+                <m:t xml:space="preserve">−</m:t>
+              </m:r>
+              <m:r>
+                <m:t xml:space="preserve">x</m:t>
+              </m:r>
+            </m:e>
+          </m:d>
         </m:oMath>
       </m:oMathPara>
     </w:p>
@@ -590,9 +1321,222 @@
       </w:pPr>
       <m:oMathPara>
         <m:oMath>
+          <m:d>
+            <m:dPr/>
+            <m:e>
+              <m:sSubSup>
+                <m:e>
+                  <m:r>
+                    <m:t xml:space="preserve">∂</m:t>
+                  </m:r>
+                </m:e>
+                <m:sub>
+                  <m:r>
+                    <m:t xml:space="preserve">t</m:t>
+                  </m:r>
+                </m:sub>
+                <m:sup>
+                  <m:r>
+                    <m:t xml:space="preserve">2</m:t>
+                  </m:r>
+                </m:sup>
+              </m:sSubSup>
+              <m:r>
+                <m:t xml:space="preserve">−</m:t>
+              </m:r>
+              <m:sSup>
+                <m:e>
+                  <m:r>
+                    <m:t xml:space="preserve">∇</m:t>
+                  </m:r>
+                </m:e>
+                <m:sup>
+                  <m:r>
+                    <m:t xml:space="preserve">2</m:t>
+                  </m:r>
+                </m:sup>
+              </m:sSup>
+              <m:r>
+                <m:t xml:space="preserve">+</m:t>
+              </m:r>
+              <m:sSup>
+                <m:e>
+                  <m:r>
+                    <m:t xml:space="preserve">m</m:t>
+                  </m:r>
+                </m:e>
+                <m:sup>
+                  <m:r>
+                    <m:t xml:space="preserve">2</m:t>
+                  </m:r>
+                </m:sup>
+              </m:sSup>
+            </m:e>
+          </m:d>
           <m:r>
-            <m:t xml:space="preserve">(∂_t²−∇²+m²) Δ_F = − i δ⁴(x−y) + θ(τ)(□+m²)D(x−y) + θ(−τ)(□+m²)D(y−x)</m:t>
+            <m:t xml:space="preserve"> </m:t>
           </m:r>
+          <m:sSub>
+            <m:e>
+              <m:r>
+                <m:t xml:space="preserve">Δ</m:t>
+              </m:r>
+            </m:e>
+            <m:sub>
+              <m:r>
+                <m:t xml:space="preserve">F</m:t>
+              </m:r>
+            </m:sub>
+          </m:sSub>
+          <m:r>
+            <m:t xml:space="preserve">=</m:t>
+          </m:r>
+          <m:r>
+            <m:t xml:space="preserve">−</m:t>
+          </m:r>
+          <m:r>
+            <m:t xml:space="preserve">i</m:t>
+          </m:r>
+          <m:r>
+            <m:t xml:space="preserve"> </m:t>
+          </m:r>
+          <m:sSup>
+            <m:e>
+              <m:r>
+                <m:t xml:space="preserve">δ</m:t>
+              </m:r>
+            </m:e>
+            <m:sup>
+              <m:r>
+                <m:t xml:space="preserve">4</m:t>
+              </m:r>
+            </m:sup>
+          </m:sSup>
+          <m:d>
+            <m:dPr/>
+            <m:e>
+              <m:r>
+                <m:t xml:space="preserve">x</m:t>
+              </m:r>
+              <m:r>
+                <m:t xml:space="preserve">−</m:t>
+              </m:r>
+              <m:r>
+                <m:t xml:space="preserve">y</m:t>
+              </m:r>
+            </m:e>
+          </m:d>
+          <m:r>
+            <m:t xml:space="preserve">+</m:t>
+          </m:r>
+          <m:r>
+            <m:t xml:space="preserve">θ</m:t>
+          </m:r>
+          <m:d>
+            <m:dPr/>
+            <m:e>
+              <m:r>
+                <m:t xml:space="preserve">τ</m:t>
+              </m:r>
+            </m:e>
+          </m:d>
+          <m:d>
+            <m:dPr/>
+            <m:e>
+              <m:r>
+                <m:t xml:space="preserve">□</m:t>
+              </m:r>
+              <m:r>
+                <m:t xml:space="preserve">+</m:t>
+              </m:r>
+              <m:sSup>
+                <m:e>
+                  <m:r>
+                    <m:t xml:space="preserve">m</m:t>
+                  </m:r>
+                </m:e>
+                <m:sup>
+                  <m:r>
+                    <m:t xml:space="preserve">2</m:t>
+                  </m:r>
+                </m:sup>
+              </m:sSup>
+            </m:e>
+          </m:d>
+          <m:r>
+            <m:t xml:space="preserve">D</m:t>
+          </m:r>
+          <m:d>
+            <m:dPr/>
+            <m:e>
+              <m:r>
+                <m:t xml:space="preserve">x</m:t>
+              </m:r>
+              <m:r>
+                <m:t xml:space="preserve">−</m:t>
+              </m:r>
+              <m:r>
+                <m:t xml:space="preserve">y</m:t>
+              </m:r>
+            </m:e>
+          </m:d>
+          <m:r>
+            <m:t xml:space="preserve">+</m:t>
+          </m:r>
+          <m:r>
+            <m:t xml:space="preserve">θ</m:t>
+          </m:r>
+          <m:d>
+            <m:dPr/>
+            <m:e>
+              <m:r>
+                <m:t xml:space="preserve">−</m:t>
+              </m:r>
+              <m:r>
+                <m:t xml:space="preserve">τ</m:t>
+              </m:r>
+            </m:e>
+          </m:d>
+          <m:d>
+            <m:dPr/>
+            <m:e>
+              <m:r>
+                <m:t xml:space="preserve">□</m:t>
+              </m:r>
+              <m:r>
+                <m:t xml:space="preserve">+</m:t>
+              </m:r>
+              <m:sSup>
+                <m:e>
+                  <m:r>
+                    <m:t xml:space="preserve">m</m:t>
+                  </m:r>
+                </m:e>
+                <m:sup>
+                  <m:r>
+                    <m:t xml:space="preserve">2</m:t>
+                  </m:r>
+                </m:sup>
+              </m:sSup>
+            </m:e>
+          </m:d>
+          <m:r>
+            <m:t xml:space="preserve">D</m:t>
+          </m:r>
+          <m:d>
+            <m:dPr/>
+            <m:e>
+              <m:r>
+                <m:t xml:space="preserve">y</m:t>
+              </m:r>
+              <m:r>
+                <m:t xml:space="preserve">−</m:t>
+              </m:r>
+              <m:r>
+                <m:t xml:space="preserve">x</m:t>
+              </m:r>
+            </m:e>
+          </m:d>
         </m:oMath>
       </m:oMathPara>
     </w:p>
@@ -608,9 +1552,96 @@
       </w:pPr>
       <m:oMathPara>
         <m:oMath>
+          <m:d>
+            <m:dPr/>
+            <m:e>
+              <m:r>
+                <m:t xml:space="preserve">□</m:t>
+              </m:r>
+              <m:r>
+                <m:t xml:space="preserve">+</m:t>
+              </m:r>
+              <m:sSup>
+                <m:e>
+                  <m:r>
+                    <m:t xml:space="preserve">m</m:t>
+                  </m:r>
+                </m:e>
+                <m:sup>
+                  <m:r>
+                    <m:t xml:space="preserve">2</m:t>
+                  </m:r>
+                </m:sup>
+              </m:sSup>
+            </m:e>
+          </m:d>
           <m:r>
-            <m:t xml:space="preserve">(□+m²) Δ_F(x−y) = − i δ⁴(x−y)</m:t>
+            <m:t xml:space="preserve"> </m:t>
           </m:r>
+          <m:sSub>
+            <m:e>
+              <m:r>
+                <m:t xml:space="preserve">Δ</m:t>
+              </m:r>
+            </m:e>
+            <m:sub>
+              <m:r>
+                <m:t xml:space="preserve">F</m:t>
+              </m:r>
+            </m:sub>
+          </m:sSub>
+          <m:d>
+            <m:dPr/>
+            <m:e>
+              <m:r>
+                <m:t xml:space="preserve">x</m:t>
+              </m:r>
+              <m:r>
+                <m:t xml:space="preserve">−</m:t>
+              </m:r>
+              <m:r>
+                <m:t xml:space="preserve">y</m:t>
+              </m:r>
+            </m:e>
+          </m:d>
+          <m:r>
+            <m:t xml:space="preserve">=</m:t>
+          </m:r>
+          <m:r>
+            <m:t xml:space="preserve">−</m:t>
+          </m:r>
+          <m:r>
+            <m:t xml:space="preserve">i</m:t>
+          </m:r>
+          <m:r>
+            <m:t xml:space="preserve"> </m:t>
+          </m:r>
+          <m:sSup>
+            <m:e>
+              <m:r>
+                <m:t xml:space="preserve">δ</m:t>
+              </m:r>
+            </m:e>
+            <m:sup>
+              <m:r>
+                <m:t xml:space="preserve">4</m:t>
+              </m:r>
+            </m:sup>
+          </m:sSup>
+          <m:d>
+            <m:dPr/>
+            <m:e>
+              <m:r>
+                <m:t xml:space="preserve">x</m:t>
+              </m:r>
+              <m:r>
+                <m:t xml:space="preserve">−</m:t>
+              </m:r>
+              <m:r>
+                <m:t xml:space="preserve">y</m:t>
+              </m:r>
+            </m:e>
+          </m:d>
         </m:oMath>
       </m:oMathPara>
     </w:p>
@@ -655,9 +1686,156 @@
       </w:pPr>
       <m:oMathPara>
         <m:oMath>
+          <m:sSub>
+            <m:e>
+              <m:r>
+                <m:t xml:space="preserve">Δ</m:t>
+              </m:r>
+            </m:e>
+            <m:sub>
+              <m:r>
+                <m:t xml:space="preserve">F</m:t>
+              </m:r>
+            </m:sub>
+          </m:sSub>
+          <m:d>
+            <m:dPr/>
+            <m:e>
+              <m:r>
+                <m:t xml:space="preserve">x</m:t>
+              </m:r>
+              <m:r>
+                <m:t xml:space="preserve">−</m:t>
+              </m:r>
+              <m:r>
+                <m:t xml:space="preserve">y</m:t>
+              </m:r>
+            </m:e>
+          </m:d>
           <m:r>
-            <m:t xml:space="preserve">Δ_F(x−y) = ∫ d⁴p/(2π)⁴ , i / (p²−m²+iε) , e^(−ip(x−y))</m:t>
+            <m:t xml:space="preserve">=</m:t>
           </m:r>
+          <m:r>
+            <m:t xml:space="preserve">∫</m:t>
+          </m:r>
+          <m:r>
+            <m:t xml:space="preserve"> </m:t>
+          </m:r>
+          <m:f>
+            <m:num>
+              <m:sSup>
+                <m:e>
+                  <m:r>
+                    <m:t xml:space="preserve">d</m:t>
+                  </m:r>
+                </m:e>
+                <m:sup>
+                  <m:r>
+                    <m:t xml:space="preserve">4</m:t>
+                  </m:r>
+                </m:sup>
+              </m:sSup>
+              <m:r>
+                <m:t xml:space="preserve">p</m:t>
+              </m:r>
+            </m:num>
+            <m:den>
+              <m:sSup>
+                <m:e>
+                  <m:d>
+                    <m:dPr/>
+                    <m:e>
+                      <m:r>
+                        <m:t xml:space="preserve">2π</m:t>
+                      </m:r>
+                    </m:e>
+                  </m:d>
+                </m:e>
+                <m:sup>
+                  <m:r>
+                    <m:t xml:space="preserve">4</m:t>
+                  </m:r>
+                </m:sup>
+              </m:sSup>
+            </m:den>
+          </m:f>
+          <m:r>
+            <m:t xml:space="preserve"> </m:t>
+          </m:r>
+          <m:f>
+            <m:num>
+              <m:r>
+                <m:t xml:space="preserve">i</m:t>
+              </m:r>
+            </m:num>
+            <m:den>
+              <m:sSup>
+                <m:e>
+                  <m:r>
+                    <m:t xml:space="preserve">p</m:t>
+                  </m:r>
+                </m:e>
+                <m:sup>
+                  <m:r>
+                    <m:t xml:space="preserve">2</m:t>
+                  </m:r>
+                </m:sup>
+              </m:sSup>
+              <m:r>
+                <m:t xml:space="preserve">−</m:t>
+              </m:r>
+              <m:sSup>
+                <m:e>
+                  <m:r>
+                    <m:t xml:space="preserve">m</m:t>
+                  </m:r>
+                </m:e>
+                <m:sup>
+                  <m:r>
+                    <m:t xml:space="preserve">2</m:t>
+                  </m:r>
+                </m:sup>
+              </m:sSup>
+              <m:r>
+                <m:t xml:space="preserve">+</m:t>
+              </m:r>
+              <m:r>
+                <m:t xml:space="preserve">iε</m:t>
+              </m:r>
+            </m:den>
+          </m:f>
+          <m:r>
+            <m:t xml:space="preserve"> </m:t>
+          </m:r>
+          <m:sSup>
+            <m:e>
+              <m:r>
+                <m:t xml:space="preserve">e</m:t>
+              </m:r>
+            </m:e>
+            <m:sup>
+              <m:r>
+                <m:t xml:space="preserve">−</m:t>
+              </m:r>
+              <m:r>
+                <m:t xml:space="preserve">ip</m:t>
+              </m:r>
+              <m:d>
+                <m:dPr/>
+                <m:e>
+                  <m:r>
+                    <m:t xml:space="preserve">x</m:t>
+                  </m:r>
+                  <m:r>
+                    <m:t xml:space="preserve">−</m:t>
+                  </m:r>
+                  <m:r>
+                    <m:t xml:space="preserve">y</m:t>
+                  </m:r>
+                </m:e>
+              </m:d>
+            </m:sup>
+          </m:sSup>
         </m:oMath>
       </m:oMathPara>
     </w:p>
@@ -686,9 +1864,357 @@
       </w:pPr>
       <m:oMathPara>
         <m:oMath>
+          <m:d>
+            <m:dPr/>
+            <m:e>
+              <m:r>
+                <m:t xml:space="preserve">□</m:t>
+              </m:r>
+              <m:r>
+                <m:t xml:space="preserve">+</m:t>
+              </m:r>
+              <m:sSup>
+                <m:e>
+                  <m:r>
+                    <m:t xml:space="preserve">m</m:t>
+                  </m:r>
+                </m:e>
+                <m:sup>
+                  <m:r>
+                    <m:t xml:space="preserve">2</m:t>
+                  </m:r>
+                </m:sup>
+              </m:sSup>
+            </m:e>
+          </m:d>
           <m:r>
-            <m:t xml:space="preserve">(□+m²) Δ_F = ∫ d⁴p/(2π)⁴ , i(m²−p²) / (p²−m²+iε) , e^(−ip(x−y)) = − i ∫ d⁴p/(2π)⁴ , (p²−m²) / (p²−m²+iε) , e^(−ip(x−y))</m:t>
+            <m:t xml:space="preserve"> </m:t>
           </m:r>
+          <m:sSub>
+            <m:e>
+              <m:r>
+                <m:t xml:space="preserve">Δ</m:t>
+              </m:r>
+            </m:e>
+            <m:sub>
+              <m:r>
+                <m:t xml:space="preserve">F</m:t>
+              </m:r>
+            </m:sub>
+          </m:sSub>
+          <m:r>
+            <m:t xml:space="preserve">=</m:t>
+          </m:r>
+          <m:r>
+            <m:t xml:space="preserve">∫</m:t>
+          </m:r>
+          <m:r>
+            <m:t xml:space="preserve"> </m:t>
+          </m:r>
+          <m:f>
+            <m:num>
+              <m:sSup>
+                <m:e>
+                  <m:r>
+                    <m:t xml:space="preserve">d</m:t>
+                  </m:r>
+                </m:e>
+                <m:sup>
+                  <m:r>
+                    <m:t xml:space="preserve">4</m:t>
+                  </m:r>
+                </m:sup>
+              </m:sSup>
+              <m:r>
+                <m:t xml:space="preserve">p</m:t>
+              </m:r>
+            </m:num>
+            <m:den>
+              <m:sSup>
+                <m:e>
+                  <m:d>
+                    <m:dPr/>
+                    <m:e>
+                      <m:r>
+                        <m:t xml:space="preserve">2π</m:t>
+                      </m:r>
+                    </m:e>
+                  </m:d>
+                </m:e>
+                <m:sup>
+                  <m:r>
+                    <m:t xml:space="preserve">4</m:t>
+                  </m:r>
+                </m:sup>
+              </m:sSup>
+            </m:den>
+          </m:f>
+          <m:r>
+            <m:t xml:space="preserve"> </m:t>
+          </m:r>
+          <m:f>
+            <m:num>
+              <m:r>
+                <m:t xml:space="preserve">i</m:t>
+              </m:r>
+              <m:d>
+                <m:dPr/>
+                <m:e>
+                  <m:sSup>
+                    <m:e>
+                      <m:r>
+                        <m:t xml:space="preserve">m</m:t>
+                      </m:r>
+                    </m:e>
+                    <m:sup>
+                      <m:r>
+                        <m:t xml:space="preserve">2</m:t>
+                      </m:r>
+                    </m:sup>
+                  </m:sSup>
+                  <m:r>
+                    <m:t xml:space="preserve">−</m:t>
+                  </m:r>
+                  <m:sSup>
+                    <m:e>
+                      <m:r>
+                        <m:t xml:space="preserve">p</m:t>
+                      </m:r>
+                    </m:e>
+                    <m:sup>
+                      <m:r>
+                        <m:t xml:space="preserve">2</m:t>
+                      </m:r>
+                    </m:sup>
+                  </m:sSup>
+                </m:e>
+              </m:d>
+            </m:num>
+            <m:den>
+              <m:sSup>
+                <m:e>
+                  <m:r>
+                    <m:t xml:space="preserve">p</m:t>
+                  </m:r>
+                </m:e>
+                <m:sup>
+                  <m:r>
+                    <m:t xml:space="preserve">2</m:t>
+                  </m:r>
+                </m:sup>
+              </m:sSup>
+              <m:r>
+                <m:t xml:space="preserve">−</m:t>
+              </m:r>
+              <m:sSup>
+                <m:e>
+                  <m:r>
+                    <m:t xml:space="preserve">m</m:t>
+                  </m:r>
+                </m:e>
+                <m:sup>
+                  <m:r>
+                    <m:t xml:space="preserve">2</m:t>
+                  </m:r>
+                </m:sup>
+              </m:sSup>
+              <m:r>
+                <m:t xml:space="preserve">+</m:t>
+              </m:r>
+              <m:r>
+                <m:t xml:space="preserve">iε</m:t>
+              </m:r>
+            </m:den>
+          </m:f>
+          <m:r>
+            <m:t xml:space="preserve"> </m:t>
+          </m:r>
+          <m:sSup>
+            <m:e>
+              <m:r>
+                <m:t xml:space="preserve">e</m:t>
+              </m:r>
+            </m:e>
+            <m:sup>
+              <m:r>
+                <m:t xml:space="preserve">−</m:t>
+              </m:r>
+              <m:r>
+                <m:t xml:space="preserve">ip</m:t>
+              </m:r>
+              <m:d>
+                <m:dPr/>
+                <m:e>
+                  <m:r>
+                    <m:t xml:space="preserve">x</m:t>
+                  </m:r>
+                  <m:r>
+                    <m:t xml:space="preserve">−</m:t>
+                  </m:r>
+                  <m:r>
+                    <m:t xml:space="preserve">y</m:t>
+                  </m:r>
+                </m:e>
+              </m:d>
+            </m:sup>
+          </m:sSup>
+          <m:r>
+            <m:t xml:space="preserve">=</m:t>
+          </m:r>
+          <m:r>
+            <m:t xml:space="preserve">−</m:t>
+          </m:r>
+          <m:r>
+            <m:t xml:space="preserve">i</m:t>
+          </m:r>
+          <m:r>
+            <m:t xml:space="preserve"> </m:t>
+          </m:r>
+          <m:r>
+            <m:t xml:space="preserve">∫</m:t>
+          </m:r>
+          <m:r>
+            <m:t xml:space="preserve"> </m:t>
+          </m:r>
+          <m:f>
+            <m:num>
+              <m:sSup>
+                <m:e>
+                  <m:r>
+                    <m:t xml:space="preserve">d</m:t>
+                  </m:r>
+                </m:e>
+                <m:sup>
+                  <m:r>
+                    <m:t xml:space="preserve">4</m:t>
+                  </m:r>
+                </m:sup>
+              </m:sSup>
+              <m:r>
+                <m:t xml:space="preserve">p</m:t>
+              </m:r>
+            </m:num>
+            <m:den>
+              <m:sSup>
+                <m:e>
+                  <m:d>
+                    <m:dPr/>
+                    <m:e>
+                      <m:r>
+                        <m:t xml:space="preserve">2π</m:t>
+                      </m:r>
+                    </m:e>
+                  </m:d>
+                </m:e>
+                <m:sup>
+                  <m:r>
+                    <m:t xml:space="preserve">4</m:t>
+                  </m:r>
+                </m:sup>
+              </m:sSup>
+            </m:den>
+          </m:f>
+          <m:r>
+            <m:t xml:space="preserve"> </m:t>
+          </m:r>
+          <m:f>
+            <m:num>
+              <m:sSup>
+                <m:e>
+                  <m:r>
+                    <m:t xml:space="preserve">p</m:t>
+                  </m:r>
+                </m:e>
+                <m:sup>
+                  <m:r>
+                    <m:t xml:space="preserve">2</m:t>
+                  </m:r>
+                </m:sup>
+              </m:sSup>
+              <m:r>
+                <m:t xml:space="preserve">−</m:t>
+              </m:r>
+              <m:sSup>
+                <m:e>
+                  <m:r>
+                    <m:t xml:space="preserve">m</m:t>
+                  </m:r>
+                </m:e>
+                <m:sup>
+                  <m:r>
+                    <m:t xml:space="preserve">2</m:t>
+                  </m:r>
+                </m:sup>
+              </m:sSup>
+            </m:num>
+            <m:den>
+              <m:sSup>
+                <m:e>
+                  <m:r>
+                    <m:t xml:space="preserve">p</m:t>
+                  </m:r>
+                </m:e>
+                <m:sup>
+                  <m:r>
+                    <m:t xml:space="preserve">2</m:t>
+                  </m:r>
+                </m:sup>
+              </m:sSup>
+              <m:r>
+                <m:t xml:space="preserve">−</m:t>
+              </m:r>
+              <m:sSup>
+                <m:e>
+                  <m:r>
+                    <m:t xml:space="preserve">m</m:t>
+                  </m:r>
+                </m:e>
+                <m:sup>
+                  <m:r>
+                    <m:t xml:space="preserve">2</m:t>
+                  </m:r>
+                </m:sup>
+              </m:sSup>
+              <m:r>
+                <m:t xml:space="preserve">+</m:t>
+              </m:r>
+              <m:r>
+                <m:t xml:space="preserve">iε</m:t>
+              </m:r>
+            </m:den>
+          </m:f>
+          <m:r>
+            <m:t xml:space="preserve"> </m:t>
+          </m:r>
+          <m:sSup>
+            <m:e>
+              <m:r>
+                <m:t xml:space="preserve">e</m:t>
+              </m:r>
+            </m:e>
+            <m:sup>
+              <m:r>
+                <m:t xml:space="preserve">−</m:t>
+              </m:r>
+              <m:r>
+                <m:t xml:space="preserve">ip</m:t>
+              </m:r>
+              <m:d>
+                <m:dPr/>
+                <m:e>
+                  <m:r>
+                    <m:t xml:space="preserve">x</m:t>
+                  </m:r>
+                  <m:r>
+                    <m:t xml:space="preserve">−</m:t>
+                  </m:r>
+                  <m:r>
+                    <m:t xml:space="preserve">y</m:t>
+                  </m:r>
+                </m:e>
+              </m:d>
+            </m:sup>
+          </m:sSup>
         </m:oMath>
       </m:oMathPara>
     </w:p>
@@ -704,9 +2230,170 @@
       </w:pPr>
       <m:oMathPara>
         <m:oMath>
+          <m:d>
+            <m:dPr/>
+            <m:e>
+              <m:r>
+                <m:t xml:space="preserve">□</m:t>
+              </m:r>
+              <m:r>
+                <m:t xml:space="preserve">+</m:t>
+              </m:r>
+              <m:sSup>
+                <m:e>
+                  <m:r>
+                    <m:t xml:space="preserve">m</m:t>
+                  </m:r>
+                </m:e>
+                <m:sup>
+                  <m:r>
+                    <m:t xml:space="preserve">2</m:t>
+                  </m:r>
+                </m:sup>
+              </m:sSup>
+            </m:e>
+          </m:d>
           <m:r>
-            <m:t xml:space="preserve">(□+m²) Δ_F = − i ∫ d⁴p/(2π)⁴ e^(−ip(x−y)) = − i δ⁴(x−y)</m:t>
+            <m:t xml:space="preserve"> </m:t>
           </m:r>
+          <m:sSub>
+            <m:e>
+              <m:r>
+                <m:t xml:space="preserve">Δ</m:t>
+              </m:r>
+            </m:e>
+            <m:sub>
+              <m:r>
+                <m:t xml:space="preserve">F</m:t>
+              </m:r>
+            </m:sub>
+          </m:sSub>
+          <m:r>
+            <m:t xml:space="preserve">=</m:t>
+          </m:r>
+          <m:r>
+            <m:t xml:space="preserve">−</m:t>
+          </m:r>
+          <m:r>
+            <m:t xml:space="preserve">i</m:t>
+          </m:r>
+          <m:r>
+            <m:t xml:space="preserve"> </m:t>
+          </m:r>
+          <m:r>
+            <m:t xml:space="preserve">∫</m:t>
+          </m:r>
+          <m:r>
+            <m:t xml:space="preserve"> </m:t>
+          </m:r>
+          <m:f>
+            <m:num>
+              <m:sSup>
+                <m:e>
+                  <m:r>
+                    <m:t xml:space="preserve">d</m:t>
+                  </m:r>
+                </m:e>
+                <m:sup>
+                  <m:r>
+                    <m:t xml:space="preserve">4</m:t>
+                  </m:r>
+                </m:sup>
+              </m:sSup>
+              <m:r>
+                <m:t xml:space="preserve">p</m:t>
+              </m:r>
+            </m:num>
+            <m:den>
+              <m:sSup>
+                <m:e>
+                  <m:d>
+                    <m:dPr/>
+                    <m:e>
+                      <m:r>
+                        <m:t xml:space="preserve">2π</m:t>
+                      </m:r>
+                    </m:e>
+                  </m:d>
+                </m:e>
+                <m:sup>
+                  <m:r>
+                    <m:t xml:space="preserve">4</m:t>
+                  </m:r>
+                </m:sup>
+              </m:sSup>
+            </m:den>
+          </m:f>
+          <m:r>
+            <m:t xml:space="preserve"> </m:t>
+          </m:r>
+          <m:sSup>
+            <m:e>
+              <m:r>
+                <m:t xml:space="preserve">e</m:t>
+              </m:r>
+            </m:e>
+            <m:sup>
+              <m:r>
+                <m:t xml:space="preserve">−</m:t>
+              </m:r>
+              <m:r>
+                <m:t xml:space="preserve">ip</m:t>
+              </m:r>
+              <m:d>
+                <m:dPr/>
+                <m:e>
+                  <m:r>
+                    <m:t xml:space="preserve">x</m:t>
+                  </m:r>
+                  <m:r>
+                    <m:t xml:space="preserve">−</m:t>
+                  </m:r>
+                  <m:r>
+                    <m:t xml:space="preserve">y</m:t>
+                  </m:r>
+                </m:e>
+              </m:d>
+            </m:sup>
+          </m:sSup>
+          <m:r>
+            <m:t xml:space="preserve">=</m:t>
+          </m:r>
+          <m:r>
+            <m:t xml:space="preserve">−</m:t>
+          </m:r>
+          <m:r>
+            <m:t xml:space="preserve">i</m:t>
+          </m:r>
+          <m:r>
+            <m:t xml:space="preserve"> </m:t>
+          </m:r>
+          <m:sSup>
+            <m:e>
+              <m:r>
+                <m:t xml:space="preserve">δ</m:t>
+              </m:r>
+            </m:e>
+            <m:sup>
+              <m:r>
+                <m:t xml:space="preserve">4</m:t>
+              </m:r>
+            </m:sup>
+          </m:sSup>
+          <m:d>
+            <m:dPr/>
+            <m:e>
+              <m:r>
+                <m:t xml:space="preserve">x</m:t>
+              </m:r>
+              <m:r>
+                <m:t xml:space="preserve">−</m:t>
+              </m:r>
+              <m:r>
+                <m:t xml:space="preserve">y</m:t>
+              </m:r>
+            </m:e>
+          </m:d>
         </m:oMath>
       </m:oMathPara>
     </w:p>
